--- a/VehicleService_Kashish_Kamaal.docx
+++ b/VehicleService_Kashish_Kamaal.docx
@@ -401,7 +401,7 @@
           </w:tcPr>
           <w:p>
             <w:r>
-              <w:t>CSE AIML</w:t>
+              <w:t>B.Tech CSE AIML</w:t>
             </w:r>
           </w:p>
         </w:tc>
@@ -594,7 +594,11 @@
               <w:right w:w="120" w:type="dxa"/>
             </w:tcMar>
           </w:tcPr>
-          <w:p/>
+          <w:p>
+            <w:r>
+              <w:t>https://g7vxmxzr.pegacea.net/prweb/app/nip--vehicle-service--kashish-kamaal-1/</w:t>
+            </w:r>
+          </w:p>
         </w:tc>
       </w:tr>
       <w:tr>
@@ -629,7 +633,11 @@
               <w:right w:w="120" w:type="dxa"/>
             </w:tcMar>
           </w:tcPr>
-          <w:p/>
+          <w:p>
+            <w:r>
+              <w:t>Kashish Kamaal</w:t>
+            </w:r>
+          </w:p>
         </w:tc>
       </w:tr>
     </w:tbl>
@@ -898,24 +906,6 @@
             <w:pPr>
               <w:spacing w:after="30"/>
             </w:pPr>
-            <w:r>
-              <w:rPr>
-                <w:i/>
-                <w:iCs/>
-                <w:color w:val="AAAAAA"/>
-              </w:rPr>
-              <w:t>[ Paste screenshot here - follow the screenshot rules above ]</w:t>
-            </w:r>
-          </w:p>
-          <w:p>
-            <w:pPr>
-              <w:spacing w:after="30"/>
-            </w:pPr>
-          </w:p>
-          <w:p>
-            <w:pPr>
-              <w:spacing w:after="30"/>
-            </w:pPr>
           </w:p>
           <w:p>
             <w:pPr>
@@ -924,7 +914,7 @@
             <w:r>
               <w:drawing>
                 <wp:inline distT="0" distB="0" distL="85723" distR="85723">
-                  <wp:extent cx="6290310" cy="4088086"/>
+                  <wp:extent cx="6290310" cy="3161284"/>
                   <wp:effectExtent l="0" t="0" r="0" b="0"/>
                   <wp:docPr id="1" name="Image 1"/>
                   <wp:cNvGraphicFramePr>
@@ -946,7 +936,7 @@
                         <pic:spPr>
                           <a:xfrm rot="0">
                             <a:off x="0" y="0"/>
-                            <a:ext cx="6290310" cy="4088086"/>
+                            <a:ext cx="6290310" cy="3161284"/>
                           </a:xfrm>
                           <a:prstGeom prst="rect"/>
                           <a:noFill/>
@@ -962,8 +952,6 @@
                 </wp:inline>
               </w:drawing>
             </w:r>
-            <w:bookmarkStart w:id="0" w:name="_GoBack"/>
-            <w:bookmarkEnd w:id="0"/>
           </w:p>
           <w:p>
             <w:pPr>
@@ -1131,24 +1119,6 @@
             <w:pPr>
               <w:spacing w:after="30"/>
             </w:pPr>
-            <w:r>
-              <w:rPr>
-                <w:i/>
-                <w:iCs/>
-                <w:color w:val="AAAAAA"/>
-              </w:rPr>
-              <w:t>[ Paste screenshot here - follow the screenshot rules above ]</w:t>
-            </w:r>
-          </w:p>
-          <w:p>
-            <w:pPr>
-              <w:spacing w:after="30"/>
-            </w:pPr>
-          </w:p>
-          <w:p>
-            <w:pPr>
-              <w:spacing w:after="30"/>
-            </w:pPr>
           </w:p>
           <w:p>
             <w:pPr>
@@ -1157,7 +1127,7 @@
             <w:r>
               <w:drawing>
                 <wp:inline distT="0" distB="0" distL="85723" distR="85723">
-                  <wp:extent cx="6290310" cy="4088086"/>
+                  <wp:extent cx="6290310" cy="3156675"/>
                   <wp:effectExtent l="0" t="0" r="0" b="0"/>
                   <wp:docPr id="4" name="Image 4"/>
                   <wp:cNvGraphicFramePr>
@@ -1167,7 +1137,7 @@
                     <a:graphicData uri="http://schemas.openxmlformats.org/drawingml/2006/picture">
                       <pic:pic>
                         <pic:nvPicPr>
-                          <pic:cNvPr id="5" name="Image 5"/>
+                          <pic:cNvPr id="6" name="Image 6"/>
                           <pic:cNvPicPr/>
                         </pic:nvPicPr>
                         <pic:blipFill>
@@ -1179,7 +1149,7 @@
                         <pic:spPr>
                           <a:xfrm rot="0">
                             <a:off x="0" y="0"/>
-                            <a:ext cx="6290310" cy="4088086"/>
+                            <a:ext cx="6290310" cy="3156675"/>
                           </a:xfrm>
                           <a:prstGeom prst="rect"/>
                           <a:noFill/>
@@ -1260,7 +1230,7 @@
               <w:spacing w:after="30"/>
             </w:pPr>
             <w:r>
-              <w:t>I configured the Inspection stage for the Service Advisor to inspect the vehicle and record inspection notes and condition details before generating the estimate.</w:t>
+              <w:t>I configured the Vehicle Inspection stage for the Service Advisor to inspect the vehicle and record inspection notes and condition details before generating the estimate.</w:t>
             </w:r>
           </w:p>
         </w:tc>
@@ -1362,19 +1332,6 @@
             <w:pPr>
               <w:spacing w:after="30"/>
             </w:pPr>
-            <w:r>
-              <w:rPr>
-                <w:i/>
-                <w:iCs/>
-                <w:color w:val="AAAAAA"/>
-              </w:rPr>
-              <w:t>[ Paste screenshot here - follow the screenshot rules above ]</w:t>
-            </w:r>
-          </w:p>
-          <w:p>
-            <w:pPr>
-              <w:spacing w:after="30"/>
-            </w:pPr>
           </w:p>
           <w:p>
             <w:pPr>
@@ -1383,9 +1340,9 @@
             <w:r>
               <w:drawing>
                 <wp:inline distT="0" distB="0" distL="85723" distR="85723">
-                  <wp:extent cx="6290310" cy="4088086"/>
+                  <wp:extent cx="6290310" cy="3101376"/>
                   <wp:effectExtent l="0" t="0" r="0" b="0"/>
-                  <wp:docPr id="6" name="Image 6"/>
+                  <wp:docPr id="7" name="Image 7"/>
                   <wp:cNvGraphicFramePr>
                     <a:graphicFrameLocks noChangeAspect="1"/>
                   </wp:cNvGraphicFramePr>
@@ -1393,7 +1350,7 @@
                     <a:graphicData uri="http://schemas.openxmlformats.org/drawingml/2006/picture">
                       <pic:pic>
                         <pic:nvPicPr>
-                          <pic:cNvPr id="8" name="Image 8"/>
+                          <pic:cNvPr id="9" name="Image 9"/>
                           <pic:cNvPicPr/>
                         </pic:nvPicPr>
                         <pic:blipFill>
@@ -1405,7 +1362,7 @@
                         <pic:spPr>
                           <a:xfrm rot="0">
                             <a:off x="0" y="0"/>
-                            <a:ext cx="6290310" cy="4088086"/>
+                            <a:ext cx="6290310" cy="3101376"/>
                           </a:xfrm>
                           <a:prstGeom prst="rect"/>
                           <a:noFill/>
@@ -1421,11 +1378,6 @@
                 </wp:inline>
               </w:drawing>
             </w:r>
-          </w:p>
-          <w:p>
-            <w:pPr>
-              <w:spacing w:after="30"/>
-            </w:pPr>
           </w:p>
           <w:p>
             <w:pPr>
@@ -1491,7 +1443,7 @@
               <w:spacing w:after="30"/>
             </w:pPr>
             <w:r>
-              <w:t>I configured the estimate process to capture Labor Cost and Parts Cost and calculate the Total Cost automatically for the service request.</w:t>
+              <w:t>I configured the Generate estimate process to capture Labor Cost and Parts Cost and calculate the Total Cost automatically for the service request.</w:t>
             </w:r>
           </w:p>
         </w:tc>
@@ -1594,29 +1546,11 @@
               <w:spacing w:after="30"/>
             </w:pPr>
             <w:r>
-              <w:rPr>
-                <w:i/>
-                <w:iCs/>
-                <w:color w:val="AAAAAA"/>
-              </w:rPr>
-              <w:t>[ Paste screenshot here - follow the screenshot rules above ]</w:t>
-            </w:r>
-          </w:p>
-          <w:p>
-            <w:pPr>
-              <w:spacing w:after="30"/>
-            </w:pPr>
-          </w:p>
-          <w:p>
-            <w:pPr>
-              <w:spacing w:after="30"/>
-            </w:pPr>
-            <w:r>
               <w:drawing>
                 <wp:inline distT="0" distB="0" distL="85723" distR="85723">
-                  <wp:extent cx="6290310" cy="4088086"/>
+                  <wp:extent cx="6290310" cy="3089815"/>
                   <wp:effectExtent l="0" t="0" r="0" b="0"/>
-                  <wp:docPr id="9" name="Image 9"/>
+                  <wp:docPr id="10" name="Image 10"/>
                   <wp:cNvGraphicFramePr>
                     <a:graphicFrameLocks noChangeAspect="1"/>
                   </wp:cNvGraphicFramePr>
@@ -1624,7 +1558,7 @@
                     <a:graphicData uri="http://schemas.openxmlformats.org/drawingml/2006/picture">
                       <pic:pic>
                         <pic:nvPicPr>
-                          <pic:cNvPr id="11" name="Image 11"/>
+                          <pic:cNvPr id="12" name="Image 12"/>
                           <pic:cNvPicPr/>
                         </pic:nvPicPr>
                         <pic:blipFill>
@@ -1636,7 +1570,7 @@
                         <pic:spPr>
                           <a:xfrm rot="0">
                             <a:off x="0" y="0"/>
-                            <a:ext cx="6290310" cy="4088086"/>
+                            <a:ext cx="6290310" cy="3089815"/>
                           </a:xfrm>
                           <a:prstGeom prst="rect"/>
                           <a:noFill/>
@@ -1652,16 +1586,6 @@
                 </wp:inline>
               </w:drawing>
             </w:r>
-          </w:p>
-          <w:p>
-            <w:pPr>
-              <w:spacing w:after="30"/>
-            </w:pPr>
-          </w:p>
-          <w:p>
-            <w:pPr>
-              <w:spacing w:after="30"/>
-            </w:pPr>
           </w:p>
         </w:tc>
       </w:tr>
@@ -1722,7 +1646,7 @@
               <w:spacing w:after="30"/>
             </w:pPr>
             <w:r>
-              <w:t>I configured the Customer Approval stage where the customer reviews the estimate and records an approval or rejection decision.</w:t>
+              <w:t>I configured the Estimate Approval stage where the customer reviews the estimate and records an approval or rejection decision.</w:t>
             </w:r>
           </w:p>
         </w:tc>
@@ -1825,29 +1749,11 @@
               <w:spacing w:after="30"/>
             </w:pPr>
             <w:r>
-              <w:rPr>
-                <w:i/>
-                <w:iCs/>
-                <w:color w:val="AAAAAA"/>
-              </w:rPr>
-              <w:t>[ Paste screenshot here - follow the screenshot rules above ]</w:t>
-            </w:r>
-          </w:p>
-          <w:p>
-            <w:pPr>
-              <w:spacing w:after="30"/>
-            </w:pPr>
-          </w:p>
-          <w:p>
-            <w:pPr>
-              <w:spacing w:after="30"/>
-            </w:pPr>
-            <w:r>
               <w:drawing>
                 <wp:inline distT="0" distB="0" distL="85723" distR="85723">
-                  <wp:extent cx="6290310" cy="2200412"/>
+                  <wp:extent cx="5993003" cy="2242377"/>
                   <wp:effectExtent l="0" t="0" r="0" b="0"/>
-                  <wp:docPr id="12" name="Image 12"/>
+                  <wp:docPr id="13" name="Image 13"/>
                   <wp:cNvGraphicFramePr>
                     <a:graphicFrameLocks noChangeAspect="1"/>
                   </wp:cNvGraphicFramePr>
@@ -1855,11 +1761,12 @@
                     <a:graphicData uri="http://schemas.openxmlformats.org/drawingml/2006/picture">
                       <pic:pic>
                         <pic:nvPicPr>
-                          <pic:cNvPr id="14" name="Image 14"/>
+                          <pic:cNvPr id="15" name="Image 15"/>
                           <pic:cNvPicPr/>
                         </pic:nvPicPr>
                         <pic:blipFill>
                           <a:blip r:embed="rId6"/>
+                          <a:srcRect b="27911" r="4726"/>
                           <a:stretch>
                             <a:fillRect/>
                           </a:stretch>
@@ -1867,7 +1774,7 @@
                         <pic:spPr>
                           <a:xfrm rot="0">
                             <a:off x="0" y="0"/>
-                            <a:ext cx="6290310" cy="2200412"/>
+                            <a:ext cx="5993003" cy="2242377"/>
                           </a:xfrm>
                           <a:prstGeom prst="rect"/>
                           <a:noFill/>
@@ -1883,16 +1790,6 @@
                 </wp:inline>
               </w:drawing>
             </w:r>
-          </w:p>
-          <w:p>
-            <w:pPr>
-              <w:spacing w:after="30"/>
-            </w:pPr>
-          </w:p>
-          <w:p>
-            <w:pPr>
-              <w:spacing w:after="30"/>
-            </w:pPr>
           </w:p>
         </w:tc>
       </w:tr>
@@ -2078,7 +1975,7 @@
                 <wp:inline distT="0" distB="0" distL="85723" distR="85723">
                   <wp:extent cx="6290310" cy="4088086"/>
                   <wp:effectExtent l="0" t="0" r="0" b="0"/>
-                  <wp:docPr id="15" name="Image 15"/>
+                  <wp:docPr id="16" name="Image 16"/>
                   <wp:cNvGraphicFramePr>
                     <a:graphicFrameLocks noChangeAspect="1"/>
                   </wp:cNvGraphicFramePr>
@@ -2086,7 +1983,7 @@
                     <a:graphicData uri="http://schemas.openxmlformats.org/drawingml/2006/picture">
                       <pic:pic>
                         <pic:nvPicPr>
-                          <pic:cNvPr id="17" name="Image 17"/>
+                          <pic:cNvPr id="18" name="Image 18"/>
                           <pic:cNvPicPr/>
                         </pic:nvPicPr>
                         <pic:blipFill>
@@ -2286,19 +2183,6 @@
             <w:pPr>
               <w:spacing w:after="30"/>
             </w:pPr>
-            <w:r>
-              <w:rPr>
-                <w:i/>
-                <w:iCs/>
-                <w:color w:val="AAAAAA"/>
-              </w:rPr>
-              <w:t>[ Paste screenshot here - follow the screenshot rules above ]</w:t>
-            </w:r>
-          </w:p>
-          <w:p>
-            <w:pPr>
-              <w:spacing w:after="30"/>
-            </w:pPr>
           </w:p>
           <w:p>
             <w:pPr>
@@ -2307,9 +2191,9 @@
             <w:r>
               <w:drawing>
                 <wp:inline distT="0" distB="0" distL="85723" distR="85723">
-                  <wp:extent cx="6290310" cy="4088086"/>
+                  <wp:extent cx="6290310" cy="3156675"/>
                   <wp:effectExtent l="0" t="0" r="0" b="0"/>
-                  <wp:docPr id="18" name="Image 18"/>
+                  <wp:docPr id="19" name="Image 19"/>
                   <wp:cNvGraphicFramePr>
                     <a:graphicFrameLocks noChangeAspect="1"/>
                   </wp:cNvGraphicFramePr>
@@ -2317,7 +2201,7 @@
                     <a:graphicData uri="http://schemas.openxmlformats.org/drawingml/2006/picture">
                       <pic:pic>
                         <pic:nvPicPr>
-                          <pic:cNvPr id="20" name="Image 20"/>
+                          <pic:cNvPr id="21" name="Image 21"/>
                           <pic:cNvPicPr/>
                         </pic:nvPicPr>
                         <pic:blipFill>
@@ -2329,7 +2213,7 @@
                         <pic:spPr>
                           <a:xfrm rot="0">
                             <a:off x="0" y="0"/>
-                            <a:ext cx="6290310" cy="4088086"/>
+                            <a:ext cx="6290310" cy="3156675"/>
                           </a:xfrm>
                           <a:prstGeom prst="rect"/>
                           <a:noFill/>
@@ -2345,16 +2229,6 @@
                 </wp:inline>
               </w:drawing>
             </w:r>
-          </w:p>
-          <w:p>
-            <w:pPr>
-              <w:spacing w:after="30"/>
-            </w:pPr>
-          </w:p>
-          <w:p>
-            <w:pPr>
-              <w:spacing w:after="30"/>
-            </w:pPr>
           </w:p>
         </w:tc>
       </w:tr>
@@ -2517,19 +2391,6 @@
             <w:pPr>
               <w:spacing w:after="30"/>
             </w:pPr>
-            <w:r>
-              <w:rPr>
-                <w:i/>
-                <w:iCs/>
-                <w:color w:val="AAAAAA"/>
-              </w:rPr>
-              <w:t>[ Paste screenshot here - follow the screenshot rules above ]</w:t>
-            </w:r>
-          </w:p>
-          <w:p>
-            <w:pPr>
-              <w:spacing w:after="30"/>
-            </w:pPr>
           </w:p>
           <w:p>
             <w:pPr>
@@ -2538,9 +2399,9 @@
             <w:r>
               <w:drawing>
                 <wp:inline distT="0" distB="0" distL="85723" distR="85723">
-                  <wp:extent cx="6290310" cy="7866868"/>
+                  <wp:extent cx="6290310" cy="3124417"/>
                   <wp:effectExtent l="0" t="0" r="0" b="0"/>
-                  <wp:docPr id="21" name="Image 21"/>
+                  <wp:docPr id="22" name="Image 22"/>
                   <wp:cNvGraphicFramePr>
                     <a:graphicFrameLocks noChangeAspect="1"/>
                   </wp:cNvGraphicFramePr>
@@ -2548,7 +2409,7 @@
                     <a:graphicData uri="http://schemas.openxmlformats.org/drawingml/2006/picture">
                       <pic:pic>
                         <pic:nvPicPr>
-                          <pic:cNvPr id="23" name="Image 23"/>
+                          <pic:cNvPr id="24" name="Image 24"/>
                           <pic:cNvPicPr/>
                         </pic:nvPicPr>
                         <pic:blipFill>
@@ -2560,7 +2421,7 @@
                         <pic:spPr>
                           <a:xfrm rot="0">
                             <a:off x="0" y="0"/>
-                            <a:ext cx="6290310" cy="7866868"/>
+                            <a:ext cx="6290310" cy="3124417"/>
                           </a:xfrm>
                           <a:prstGeom prst="rect"/>
                           <a:noFill/>
@@ -2581,11 +2442,48 @@
             <w:pPr>
               <w:spacing w:after="30"/>
             </w:pPr>
-          </w:p>
-          <w:p>
-            <w:pPr>
-              <w:spacing w:after="30"/>
-            </w:pPr>
+            <w:r>
+              <w:drawing>
+                <wp:inline distT="0" distB="0" distL="85723" distR="85723">
+                  <wp:extent cx="5341846" cy="4007770"/>
+                  <wp:effectExtent l="0" t="0" r="0" b="0"/>
+                  <wp:docPr id="25" name="Image 25"/>
+                  <wp:cNvGraphicFramePr>
+                    <a:graphicFrameLocks noChangeAspect="1"/>
+                  </wp:cNvGraphicFramePr>
+                  <a:graphic>
+                    <a:graphicData uri="http://schemas.openxmlformats.org/drawingml/2006/picture">
+                      <pic:pic>
+                        <pic:nvPicPr>
+                          <pic:cNvPr id="27" name="Image 27"/>
+                          <pic:cNvPicPr/>
+                        </pic:nvPicPr>
+                        <pic:blipFill>
+                          <a:blip r:embed="rId10"/>
+                          <a:srcRect l="8992"/>
+                          <a:stretch>
+                            <a:fillRect/>
+                          </a:stretch>
+                        </pic:blipFill>
+                        <pic:spPr>
+                          <a:xfrm rot="0">
+                            <a:off x="0" y="0"/>
+                            <a:ext cx="5341846" cy="4007770"/>
+                          </a:xfrm>
+                          <a:prstGeom prst="rect"/>
+                          <a:noFill/>
+                          <a:ln w="12700" cmpd="sng" cap="flat">
+                            <a:noFill/>
+                            <a:prstDash val="solid"/>
+                            <a:miter/>
+                          </a:ln>
+                        </pic:spPr>
+                      </pic:pic>
+                    </a:graphicData>
+                  </a:graphic>
+                </wp:inline>
+              </w:drawing>
+            </w:r>
           </w:p>
         </w:tc>
       </w:tr>
@@ -2749,29 +2647,11 @@
               <w:spacing w:after="30"/>
             </w:pPr>
             <w:r>
-              <w:rPr>
-                <w:i/>
-                <w:iCs/>
-                <w:color w:val="AAAAAA"/>
-              </w:rPr>
-              <w:t>[ Paste screenshot here - follow the screenshot rules above ]</w:t>
-            </w:r>
-          </w:p>
-          <w:p>
-            <w:pPr>
-              <w:spacing w:after="30"/>
-            </w:pPr>
-          </w:p>
-          <w:p>
-            <w:pPr>
-              <w:spacing w:after="30"/>
-            </w:pPr>
-            <w:r>
               <w:drawing>
                 <wp:inline distT="0" distB="0" distL="85723" distR="85723">
-                  <wp:extent cx="6290310" cy="4088086"/>
+                  <wp:extent cx="5772391" cy="3165892"/>
                   <wp:effectExtent l="0" t="0" r="0" b="0"/>
-                  <wp:docPr id="24" name="Image 24"/>
+                  <wp:docPr id="28" name="Image 28"/>
                   <wp:cNvGraphicFramePr>
                     <a:graphicFrameLocks noChangeAspect="1"/>
                   </wp:cNvGraphicFramePr>
@@ -2779,11 +2659,11 @@
                     <a:graphicData uri="http://schemas.openxmlformats.org/drawingml/2006/picture">
                       <pic:pic>
                         <pic:nvPicPr>
-                          <pic:cNvPr id="26" name="Image 26"/>
+                          <pic:cNvPr id="30" name="Image 30"/>
                           <pic:cNvPicPr/>
                         </pic:nvPicPr>
                         <pic:blipFill>
-                          <a:blip r:embed="rId10"/>
+                          <a:blip r:embed="rId11"/>
                           <a:stretch>
                             <a:fillRect/>
                           </a:stretch>
@@ -2791,7 +2671,7 @@
                         <pic:spPr>
                           <a:xfrm rot="0">
                             <a:off x="0" y="0"/>
-                            <a:ext cx="6290310" cy="4088086"/>
+                            <a:ext cx="5772391" cy="3165892"/>
                           </a:xfrm>
                           <a:prstGeom prst="rect"/>
                           <a:noFill/>
@@ -2807,16 +2687,6 @@
                 </wp:inline>
               </w:drawing>
             </w:r>
-          </w:p>
-          <w:p>
-            <w:pPr>
-              <w:spacing w:after="30"/>
-            </w:pPr>
-          </w:p>
-          <w:p>
-            <w:pPr>
-              <w:spacing w:after="30"/>
-            </w:pPr>
           </w:p>
         </w:tc>
       </w:tr>
@@ -2979,19 +2849,6 @@
             <w:pPr>
               <w:spacing w:after="30"/>
             </w:pPr>
-            <w:r>
-              <w:rPr>
-                <w:i/>
-                <w:iCs/>
-                <w:color w:val="AAAAAA"/>
-              </w:rPr>
-              <w:t>[ Paste screenshot here - follow the screenshot rules above ]</w:t>
-            </w:r>
-          </w:p>
-          <w:p>
-            <w:pPr>
-              <w:spacing w:after="30"/>
-            </w:pPr>
           </w:p>
           <w:p>
             <w:pPr>
@@ -3000,9 +2857,9 @@
             <w:r>
               <w:drawing>
                 <wp:inline distT="0" distB="0" distL="85723" distR="85723">
-                  <wp:extent cx="6290310" cy="4088086"/>
+                  <wp:extent cx="5813974" cy="2780918"/>
                   <wp:effectExtent l="0" t="0" r="0" b="0"/>
-                  <wp:docPr id="27" name="Image 27"/>
+                  <wp:docPr id="31" name="Image 31"/>
                   <wp:cNvGraphicFramePr>
                     <a:graphicFrameLocks noChangeAspect="1"/>
                   </wp:cNvGraphicFramePr>
@@ -3010,11 +2867,11 @@
                     <a:graphicData uri="http://schemas.openxmlformats.org/drawingml/2006/picture">
                       <pic:pic>
                         <pic:nvPicPr>
-                          <pic:cNvPr id="29" name="Image 29"/>
+                          <pic:cNvPr id="33" name="Image 33"/>
                           <pic:cNvPicPr/>
                         </pic:nvPicPr>
                         <pic:blipFill>
-                          <a:blip r:embed="rId11"/>
+                          <a:blip r:embed="rId12"/>
                           <a:stretch>
                             <a:fillRect/>
                           </a:stretch>
@@ -3022,7 +2879,7 @@
                         <pic:spPr>
                           <a:xfrm rot="0">
                             <a:off x="0" y="0"/>
-                            <a:ext cx="6290310" cy="4088086"/>
+                            <a:ext cx="5813974" cy="2780918"/>
                           </a:xfrm>
                           <a:prstGeom prst="rect"/>
                           <a:noFill/>
@@ -3038,11 +2895,6 @@
                 </wp:inline>
               </w:drawing>
             </w:r>
-          </w:p>
-          <w:p>
-            <w:pPr>
-              <w:spacing w:after="30"/>
-            </w:pPr>
           </w:p>
           <w:p>
             <w:pPr>
@@ -3227,7 +3079,12 @@
               <w:spacing w:after="30"/>
             </w:pPr>
             <w:r>
-              <w:t>Request Intake, Inspection, Customer Approval, Service Execution, Completion</w:t>
+              <w:t>Request Inta</w:t>
+            </w:r>
+            <w:bookmarkStart w:id="0" w:name="_GoBack"/>
+            <w:bookmarkEnd w:id="0"/>
+            <w:r>
+              <w:t xml:space="preserve">ke, Vehicle Inspection, Estimate Approval, Service Execution, Completion &amp; Resolution </w:t>
             </w:r>
           </w:p>
         </w:tc>
@@ -3990,7 +3847,7 @@
               <w:spacing w:after="30"/>
             </w:pPr>
             <w:r>
-              <w:t>The hardest part was configuring the generated application correctly after Blueprint creation, especially understanding the generated rules and routing configuration. I used the application workflow and Data &amp; Integrations screens to verify the generated objects, reviewed the warnings, and configured the required operator, case data, routing and business rules step by step instead of changing the generated application structure unnecessarily.</w:t>
+              <w:t>The hardest part was configuring the generated application correctly after Blueprint creation, especially understanding the generated rules and routing configuration. I used the application workflow and Data&amp;Integrations screens to verify the generated objects, reviewed the warnings, and configured the required operator, case data, routing and business rules step by step instead of changing the generated application structure unnecessarily.</w:t>
             </w:r>
           </w:p>
         </w:tc>
@@ -4576,7 +4433,7 @@
       <w:szCs w:val="20"/>
     </w:rPr>
   </w:style>
-  <w:style w:type="paragraph" w:styleId="39">
+  <w:style w:type="paragraph" w:styleId="23">
     <w:name w:val="header"/>
     <w:basedOn w:val="0"/>
     <w:pPr>
@@ -4594,7 +4451,7 @@
       <w:sz w:val="18"/>
     </w:rPr>
   </w:style>
-  <w:style w:type="paragraph" w:styleId="40">
+  <w:style w:type="paragraph" w:styleId="24">
     <w:name w:val="footer"/>
     <w:basedOn w:val="0"/>
     <w:pPr>
